--- a/docs/Resumo Expandido.docx
+++ b/docs/Resumo Expandido.docx
@@ -5,7 +5,6 @@
     <w:p>
       <w:pPr>
         <w:pStyle w:val="Ttulo"/>
-        <w:jc w:val="center"/>
         <w:rPr>
           <w:rFonts w:ascii="Times New Roman" w:hAnsi="Times New Roman" w:cs="Times New Roman"/>
           <w:b/>
@@ -613,52 +612,43 @@
     </w:p>
     <w:p>
       <w:pPr>
-        <w:rPr>
-          <w:rFonts w:ascii="Times New Roman" w:hAnsi="Times New Roman" w:cs="Times New Roman"/>
-          <w:sz w:val="24"/>
-          <w:szCs w:val="24"/>
-        </w:rPr>
-      </w:pPr>
-      <w:r>
-        <w:rPr>
-          <w:rFonts w:ascii="Times New Roman" w:hAnsi="Times New Roman" w:cs="Times New Roman"/>
-          <w:sz w:val="24"/>
-          <w:szCs w:val="24"/>
-        </w:rPr>
-        <w:t xml:space="preserve">Este trabalho analisa um gargalo logístico enfrentado por empresas de pequeno e médio porte, relacionado à ausência de mapeamento e controle eficiente dos endereços de armazenagem. A falta de organização gera problemas como </w:t>
-      </w:r>
-      <w:proofErr w:type="spellStart"/>
-      <w:r>
-        <w:rPr>
-          <w:rFonts w:ascii="Times New Roman" w:hAnsi="Times New Roman" w:cs="Times New Roman"/>
-          <w:sz w:val="24"/>
-          <w:szCs w:val="24"/>
-        </w:rPr>
-        <w:t>multi-endereçamento</w:t>
-      </w:r>
-      <w:proofErr w:type="spellEnd"/>
-      <w:r>
-        <w:rPr>
-          <w:rFonts w:ascii="Times New Roman" w:hAnsi="Times New Roman" w:cs="Times New Roman"/>
-          <w:sz w:val="24"/>
-          <w:szCs w:val="24"/>
-        </w:rPr>
-        <w:t xml:space="preserve"> sem controle de quantidade por posição, baixas manuais imprecisas e endereços “fantasmas”, comprometendo a acuracidade do estoque objetivo é propor soluções acessíveis e de baixo custo que melhorem a organização interna, reduzam retrabalho e aumentem a confiabilidade das informações.</w:t>
-      </w:r>
-    </w:p>
-    <w:p>
-      <w:pPr>
         <w:pStyle w:val="Ttulo2"/>
         <w:rPr>
           <w:rFonts w:ascii="Times New Roman" w:hAnsi="Times New Roman" w:cs="Times New Roman"/>
           <w:b/>
           <w:bCs/>
-          <w:sz w:val="24"/>
-          <w:szCs w:val="24"/>
+          <w:sz w:val="20"/>
+          <w:szCs w:val="20"/>
         </w:rPr>
       </w:pPr>
       <w:bookmarkStart w:id="2" w:name="_gy7ede8jpkbn" w:colFirst="0" w:colLast="0"/>
       <w:bookmarkEnd w:id="2"/>
+      <w:r>
+        <w:rPr>
+          <w:rFonts w:ascii="Times New Roman" w:hAnsi="Times New Roman" w:cs="Times New Roman"/>
+          <w:sz w:val="24"/>
+          <w:szCs w:val="24"/>
+        </w:rPr>
+        <w:t xml:space="preserve">Este trabalho analisa um gargalo logístico enfrentado por empresas de pequeno e médio porte, relacionado à ausência de mapeamento e controle eficiente dos endereços de armazenagem. A falta de organização gera problemas como </w:t>
+      </w:r>
+      <w:proofErr w:type="spellStart"/>
+      <w:r>
+        <w:rPr>
+          <w:rFonts w:ascii="Times New Roman" w:hAnsi="Times New Roman" w:cs="Times New Roman"/>
+          <w:sz w:val="24"/>
+          <w:szCs w:val="24"/>
+        </w:rPr>
+        <w:t>multi-endereçamento</w:t>
+      </w:r>
+      <w:proofErr w:type="spellEnd"/>
+      <w:r>
+        <w:rPr>
+          <w:rFonts w:ascii="Times New Roman" w:hAnsi="Times New Roman" w:cs="Times New Roman"/>
+          <w:sz w:val="24"/>
+          <w:szCs w:val="24"/>
+        </w:rPr>
+        <w:t xml:space="preserve"> sem controle de quantidade por posição, baixas manuais imprecisas e endereços "fantasmas", comprometendo a acuracidade do estoque. O objetivo é propor uma solução acessível e de baixo custo que melhore a organização interna, reduza retrabalho e aumente a confiabilidade das informações, por meio do desenvolvimento de uma API REST com banco de dados relacional e integração com hardware de sinalização visual baseado em Arduino.</w:t>
+      </w:r>
     </w:p>
     <w:p>
       <w:pPr>
@@ -689,38 +679,18 @@
     </w:p>
     <w:p>
       <w:pPr>
-        <w:spacing w:before="240" w:after="240"/>
-        <w:rPr>
-          <w:rFonts w:ascii="Times New Roman" w:hAnsi="Times New Roman" w:cs="Times New Roman"/>
-          <w:sz w:val="24"/>
-          <w:szCs w:val="24"/>
-        </w:rPr>
-      </w:pPr>
-      <w:r>
-        <w:rPr>
-          <w:rFonts w:ascii="Times New Roman" w:hAnsi="Times New Roman" w:cs="Times New Roman"/>
-          <w:sz w:val="24"/>
-          <w:szCs w:val="24"/>
-        </w:rPr>
+        <w:pStyle w:val="font-claude-response-body"/>
+      </w:pPr>
+      <w:r>
         <w:t>A metodologia foi estruturada em três etapas. Primeiramente, realizou-se o diagnóstico da situação atual, identificando que os operadores percorrem fisicamente o estoque em busca de espaço livre, imprimem etiquetas sem controle de quantidade e realizam baixas manuais sujeitas a erros. Em seguida, foram pesquisadas soluções similares, com o objetivo de compreender práticas existentes no mercado e identificar possíveis abordagens aplicáveis à realidade estudada.</w:t>
       </w:r>
     </w:p>
     <w:p>
       <w:pPr>
-        <w:spacing w:before="240" w:after="240"/>
-        <w:rPr>
-          <w:rFonts w:ascii="Times New Roman" w:hAnsi="Times New Roman" w:cs="Times New Roman"/>
-          <w:sz w:val="24"/>
-          <w:szCs w:val="24"/>
-        </w:rPr>
-      </w:pPr>
-      <w:r>
-        <w:rPr>
-          <w:rFonts w:ascii="Times New Roman" w:hAnsi="Times New Roman" w:cs="Times New Roman"/>
-          <w:sz w:val="24"/>
-          <w:szCs w:val="24"/>
-        </w:rPr>
-        <w:t>Na segunda etapa, com base nos problemas identificados no estudo de caso, foram definidas possíveis estratégias de solução, considerando a realidade operacional e as limitações do ambiente analisado. Nesse processo, buscou-se desenvolver uma proposta simples, funcional e de fácil implementação, priorizando o controle de endereçamento, a organização do estoque e a melhoria na rastreabilidade dos produtos.</w:t>
+        <w:pStyle w:val="font-claude-response-body"/>
+      </w:pPr>
+      <w:r>
+        <w:t>Na segunda etapa, com base nos problemas identificados, foram definidas as estratégias de solução, considerando a realidade operacional e as limitações do ambiente analisado. Inicialmente cogitou-se o uso de planilhas eletrônicas como ferramenta de controle; no entanto, optou-se pelo desenvolvimento de um sistema de software mais robusto, capaz de garantir maior confiabilidade, rastreabilidade e escalabilidade na gestão dos endereços.</w:t>
       </w:r>
     </w:p>
     <w:p>
@@ -780,60 +750,6 @@
     </w:p>
     <w:p>
       <w:pPr>
-        <w:spacing w:before="240" w:after="240"/>
-        <w:rPr>
-          <w:rFonts w:ascii="Times New Roman" w:hAnsi="Times New Roman" w:cs="Times New Roman"/>
-          <w:sz w:val="24"/>
-          <w:szCs w:val="24"/>
-        </w:rPr>
-      </w:pPr>
-      <w:r>
-        <w:rPr>
-          <w:rFonts w:ascii="Times New Roman" w:hAnsi="Times New Roman" w:cs="Times New Roman"/>
-          <w:sz w:val="24"/>
-          <w:szCs w:val="24"/>
-        </w:rPr>
-        <w:t>Por fim, na terceira etapa, foi estruturada a proposta de solução, baseada na criação de um sistema de endereçamento padronizado e na utilização de ferramentas acessíveis, como planilhas eletrônicas. Também foram definidos procedimentos operacionais para entrada, armazenagem e saída de produtos, com foco na redução de erros, aumento da eficiência e melhoria no controle das informações logísticas.</w:t>
-      </w:r>
-    </w:p>
-    <w:p>
-      <w:pPr>
-        <w:spacing w:before="240" w:after="240"/>
-        <w:rPr>
-          <w:rFonts w:ascii="Times New Roman" w:hAnsi="Times New Roman" w:cs="Times New Roman"/>
-          <w:sz w:val="24"/>
-          <w:szCs w:val="24"/>
-        </w:rPr>
-      </w:pPr>
-      <w:r>
-        <w:rPr>
-          <w:rFonts w:ascii="Times New Roman" w:hAnsi="Times New Roman" w:cs="Times New Roman"/>
-          <w:sz w:val="24"/>
-          <w:szCs w:val="24"/>
-        </w:rPr>
-        <w:t xml:space="preserve">Além disso, sugere-se o uso de um controle digital simples, por meio de softwares básicos, para registrar entradas, saídas e localização dos produtos, bem como a padronização das baixas de estoque para evitar erros e endereços fantasmas. O diferencial do projeto está na utilização de tecnologias acessíveis, como Arduino, </w:t>
-      </w:r>
-      <w:proofErr w:type="spellStart"/>
-      <w:r>
-        <w:rPr>
-          <w:rFonts w:ascii="Times New Roman" w:hAnsi="Times New Roman" w:cs="Times New Roman"/>
-          <w:sz w:val="24"/>
-          <w:szCs w:val="24"/>
-        </w:rPr>
-        <w:t>tags</w:t>
-      </w:r>
-      <w:proofErr w:type="spellEnd"/>
-      <w:r>
-        <w:rPr>
-          <w:rFonts w:ascii="Times New Roman" w:hAnsi="Times New Roman" w:cs="Times New Roman"/>
-          <w:sz w:val="24"/>
-          <w:szCs w:val="24"/>
-        </w:rPr>
-        <w:t xml:space="preserve"> de identificação e LEDs de diferentes cores, que permitem criar um sistema visual e automatizado para facilitar a localização e movimentação dos produtos. Essa abordagem reduz a dependência de processos manuais e minimiza erros humanos, aumentando a eficiência e a confiabilidade do estoque</w:t>
-      </w:r>
-    </w:p>
-    <w:p>
-      <w:pPr>
         <w:pStyle w:val="Ttulo2"/>
         <w:keepNext w:val="0"/>
         <w:keepLines w:val="0"/>
@@ -842,12 +758,56 @@
           <w:rFonts w:ascii="Times New Roman" w:hAnsi="Times New Roman" w:cs="Times New Roman"/>
           <w:b/>
           <w:bCs/>
-          <w:sz w:val="24"/>
-          <w:szCs w:val="24"/>
+          <w:sz w:val="20"/>
+          <w:szCs w:val="20"/>
         </w:rPr>
       </w:pPr>
       <w:bookmarkStart w:id="4" w:name="_pk6wfhvxgmj2" w:colFirst="0" w:colLast="0"/>
       <w:bookmarkEnd w:id="4"/>
+      <w:r>
+        <w:rPr>
+          <w:rFonts w:ascii="Times New Roman" w:hAnsi="Times New Roman" w:cs="Times New Roman"/>
+          <w:sz w:val="24"/>
+          <w:szCs w:val="24"/>
+        </w:rPr>
+        <w:t xml:space="preserve">Por fim, na terceira etapa, foi estruturada e implementada a proposta de solução: uma API REST desenvolvida em </w:t>
+      </w:r>
+      <w:proofErr w:type="spellStart"/>
+      <w:r>
+        <w:rPr>
+          <w:rFonts w:ascii="Times New Roman" w:hAnsi="Times New Roman" w:cs="Times New Roman"/>
+          <w:sz w:val="24"/>
+          <w:szCs w:val="24"/>
+        </w:rPr>
+        <w:t>TypeScript</w:t>
+      </w:r>
+      <w:proofErr w:type="spellEnd"/>
+      <w:r>
+        <w:rPr>
+          <w:rFonts w:ascii="Times New Roman" w:hAnsi="Times New Roman" w:cs="Times New Roman"/>
+          <w:sz w:val="24"/>
+          <w:szCs w:val="24"/>
+        </w:rPr>
+        <w:t xml:space="preserve"> com Express e </w:t>
+      </w:r>
+      <w:proofErr w:type="spellStart"/>
+      <w:r>
+        <w:rPr>
+          <w:rFonts w:ascii="Times New Roman" w:hAnsi="Times New Roman" w:cs="Times New Roman"/>
+          <w:sz w:val="24"/>
+          <w:szCs w:val="24"/>
+        </w:rPr>
+        <w:t>TypeORM</w:t>
+      </w:r>
+      <w:proofErr w:type="spellEnd"/>
+      <w:r>
+        <w:rPr>
+          <w:rFonts w:ascii="Times New Roman" w:hAnsi="Times New Roman" w:cs="Times New Roman"/>
+          <w:sz w:val="24"/>
+          <w:szCs w:val="24"/>
+        </w:rPr>
+        <w:t>, integrada a um banco de dados PostgreSQL. O sistema contempla cadastro de produtos, controle de endereços por rua, coluna e nível, registro de movimentações de entrada e saída, e autenticação de usuários. Como diferencial, foi incorporada uma camada de integração com Arduino via ESP32, que realiza consultas periódicas à API e sinaliza visualmente o status de cada posição de armazenagem por meio de LEDs coloridos — verde para endereços livres, amarelo para ocupados e vermelho para bloqueados.</w:t>
+      </w:r>
     </w:p>
     <w:p>
       <w:pPr>
@@ -1010,6 +970,7 @@
           <w:sz w:val="36"/>
           <w:szCs w:val="36"/>
         </w:rPr>
+        <w:lastRenderedPageBreak/>
         <w:drawing>
           <wp:inline distT="0" distB="0" distL="0" distR="0" wp14:anchorId="3B5C677A" wp14:editId="62FA8597">
             <wp:extent cx="1467055" cy="685896"/>
@@ -1093,14 +1054,18 @@
           <w:sz w:val="24"/>
           <w:szCs w:val="24"/>
         </w:rPr>
-        <w:t xml:space="preserve">A aplicação das soluções propostas traz benefícios claros. O mapeamento completo do estoque permite rápida localização das posições. A padronização dos endereços evita duplicidade e </w:t>
+        <w:t xml:space="preserve">A </w:t>
+      </w:r>
+      <w:r>
+        <w:rPr>
+          <w:rFonts w:ascii="Times New Roman" w:hAnsi="Times New Roman" w:cs="Times New Roman"/>
+        </w:rPr>
+        <w:t xml:space="preserve">aplicação das soluções propostas traz benefícios claros. O mapeamento completo do estoque permite rápida localização das posições. A padronização dos endereços evita duplicidade e </w:t>
       </w:r>
       <w:proofErr w:type="spellStart"/>
       <w:r>
         <w:rPr>
           <w:rFonts w:ascii="Times New Roman" w:hAnsi="Times New Roman" w:cs="Times New Roman"/>
-          <w:sz w:val="24"/>
-          <w:szCs w:val="24"/>
         </w:rPr>
         <w:t>multi-endereçamento</w:t>
       </w:r>
@@ -1108,10 +1073,8 @@
       <w:r>
         <w:rPr>
           <w:rFonts w:ascii="Times New Roman" w:hAnsi="Times New Roman" w:cs="Times New Roman"/>
-          <w:sz w:val="24"/>
-          <w:szCs w:val="24"/>
-        </w:rPr>
-        <w:t xml:space="preserve">. O controle de ocupação elimina a necessidade de percorrer fisicamente o armazém, enquanto a definição de capacidade por posição previne sobrecarga e desorganização. O registro da quantidade por posição garante rastreabilidade e precisão, evitando endereços “fantasmas”. </w:t>
+        </w:rPr>
+        <w:t>. O controle de ocupação elimina a necessidade de percorrer fisicamente o armazém, enquanto a definição de capacidade por posição previne sobrecarga e desorganização. O registro da quantidade por posição garante rastreabilidade e precisão, evitando endereços "fantasmas". A integração com o Arduino adiciona uma camada de sinalização visual automatizada, reduzindo a dependência de processos manuais e minimizando erros humanos durante a operação.</w:t>
       </w:r>
     </w:p>
     <w:p>
@@ -1156,35 +1119,17 @@
       <w:pPr>
         <w:rPr>
           <w:rFonts w:ascii="Times New Roman" w:hAnsi="Times New Roman" w:cs="Times New Roman"/>
-          <w:sz w:val="24"/>
-          <w:szCs w:val="24"/>
-        </w:rPr>
-      </w:pPr>
-      <w:r>
-        <w:rPr>
-          <w:rFonts w:ascii="Times New Roman" w:hAnsi="Times New Roman" w:cs="Times New Roman"/>
-          <w:sz w:val="24"/>
-          <w:szCs w:val="24"/>
-        </w:rPr>
-        <w:t xml:space="preserve">O estudo demonstra que a ausência de mapeamento e controle de endereços compromete diretamente a eficiência logística e gera impactos negativos em diferentes setores da operação. A solução proposta, baseada em medidas simples e de baixo custo, mostra-se viável para pequenas e médias empresas, atendendo às restrições financeiras e estruturais. O mapeamento físico aliado ao controle digital básico e ao uso de tecnologias acessíveis </w:t>
-      </w:r>
-      <w:proofErr w:type="gramStart"/>
-      <w:r>
-        <w:rPr>
-          <w:rFonts w:ascii="Times New Roman" w:hAnsi="Times New Roman" w:cs="Times New Roman"/>
-          <w:sz w:val="24"/>
-          <w:szCs w:val="24"/>
-        </w:rPr>
-        <w:t>como  Arduino</w:t>
-      </w:r>
-      <w:proofErr w:type="gramEnd"/>
-      <w:r>
-        <w:rPr>
-          <w:rFonts w:ascii="Times New Roman" w:hAnsi="Times New Roman" w:cs="Times New Roman"/>
-          <w:sz w:val="24"/>
-          <w:szCs w:val="24"/>
-        </w:rPr>
-        <w:t xml:space="preserve"> representa um avanço significativo na organização interna e na confiabilidade das informações. Conclui-se que a adoção dessas práticas é essencial para otimizar processos, reduzir retrabalho e aumentar a competitividade das empresas, garantindo maior eficiência e precisão na gestão de estoques.</w:t>
+          <w:sz w:val="28"/>
+          <w:szCs w:val="28"/>
+        </w:rPr>
+      </w:pPr>
+      <w:r>
+        <w:rPr>
+          <w:rFonts w:ascii="Times New Roman" w:hAnsi="Times New Roman" w:cs="Times New Roman"/>
+          <w:sz w:val="24"/>
+          <w:szCs w:val="24"/>
+        </w:rPr>
+        <w:t>O estudo demonstra que a ausência de mapeamento e controle de endereços compromete diretamente a eficiência logística e gera impactos negativos em diferentes setores da operação. A solução desenvolvida — baseada em uma API REST com banco de dados relacional e integração com hardware de baixo custo — mostra-se viável para pequenas e médias empresas, atendendo às restrições financeiras e estruturais. O mapeamento físico aliado ao controle digital e ao uso de tecnologias acessíveis como o Arduino representa um avanço significativo na organização interna e na confiabilidade das informações. Conclui-se que a adoção dessas práticas é essencial para otimizar processos, reduzir retrabalho e aumentar a competitividade das empresas, garantindo maior eficiência e precisão na gestão de estoques.</w:t>
       </w:r>
     </w:p>
     <w:p>
@@ -1799,6 +1744,19 @@
       <w:szCs w:val="30"/>
     </w:rPr>
   </w:style>
+  <w:style w:type="paragraph" w:customStyle="1" w:styleId="font-claude-response-body">
+    <w:name w:val="font-claude-response-body"/>
+    <w:basedOn w:val="Normal"/>
+    <w:rsid w:val="00622421"/>
+    <w:pPr>
+      <w:spacing w:before="100" w:beforeAutospacing="1" w:after="100" w:afterAutospacing="1" w:line="240" w:lineRule="auto"/>
+    </w:pPr>
+    <w:rPr>
+      <w:rFonts w:ascii="Times New Roman" w:eastAsia="Times New Roman" w:hAnsi="Times New Roman" w:cs="Times New Roman"/>
+      <w:sz w:val="24"/>
+      <w:szCs w:val="24"/>
+    </w:rPr>
+  </w:style>
 </w:styles>
 </file>
 
